--- a/templates/modif-rapport-augmentation.docx
+++ b/templates/modif-rapport-augmentation.docx
@@ -133,11 +133,41 @@
     </w:p>
     <w:p>
       <w:pPr>
-        <w:spacing w:after="300"/>
+        <w:spacing w:after="120"/>
       </w:pPr>
       <w:r>
         <w:rPr/>
         <w:t xml:space="preserve">{{MARCHE_DES_AFFAIRES}}</w:t>
+      </w:r>
+    </w:p>
+    <w:p>
+      <w:r>
+        <w:t xml:space="preserve">{{#IS_MARCHE_PRECEDENT}}</w:t>
+      </w:r>
+    </w:p>
+    <w:p>
+      <w:pPr>
+        <w:spacing w:after="140"/>
+      </w:pPr>
+      <w:r>
+        <w:rPr>
+          <w:i/>
+        </w:rPr>
+        <w:t xml:space="preserve">Les comptes du dernier exercice clos n'ayant pas encore été approuvés :</w:t>
+      </w:r>
+    </w:p>
+    <w:p>
+      <w:pPr>
+        <w:spacing w:after="300"/>
+      </w:pPr>
+      <w:r>
+        <w:rPr/>
+        <w:t xml:space="preserve">{{MARCHE_DES_AFFAIRES_PRECEDENT}}</w:t>
+      </w:r>
+    </w:p>
+    <w:p>
+      <w:r>
+        <w:t xml:space="preserve">{{/IS_MARCHE_PRECEDENT}}</w:t>
       </w:r>
     </w:p>
     <w:p>
